--- a/paper/manuscript.docx
+++ b/paper/manuscript.docx
@@ -25,8 +25,8 @@
       </w:pPr>
       <w:r>
         <w:rPr>
+          <w:b/>
           <w:bCs/>
-          <w:b/>
         </w:rPr>
         <w:t xml:space="preserve">Validation of a Gamified Measure of Processing Speed</w:t>
       </w:r>
@@ -46,12 +46,51 @@
       <w:r>
         <w:t xml:space="preserve">Dominique Makowski</w:t>
       </w:r>
+      <w:r>
+        <w:rPr>
+          <w:vertAlign w:val="superscript"/>
+        </w:rPr>
+        <w:t xml:space="preserve">1,2</w:t>
+      </w:r>
+      <w:r>
+        <w:t xml:space="preserve">, Ana Neves</w:t>
+      </w:r>
+      <w:r>
+        <w:rPr>
+          <w:vertAlign w:val="superscript"/>
+        </w:rPr>
+        <w:t xml:space="preserve">1</w:t>
+      </w:r>
+      <w:r>
+        <w:t xml:space="preserve">, Benjamin Tribe</w:t>
+      </w:r>
+      <w:r>
+        <w:rPr>
+          <w:vertAlign w:val="superscript"/>
+        </w:rPr>
+        <w:t xml:space="preserve">1</w:t>
+      </w:r>
+      <w:r>
+        <w:t xml:space="preserve">, and Max Lovell</w:t>
+      </w:r>
+      <w:r>
+        <w:rPr>
+          <w:vertAlign w:val="superscript"/>
+        </w:rPr>
+        <w:t xml:space="preserve">1</w:t>
+      </w:r>
     </w:p>
     <w:p>
       <w:pPr>
         <w:pStyle w:val="Author"/>
       </w:pPr>
       <w:r>
+        <w:rPr>
+          <w:vertAlign w:val="superscript"/>
+        </w:rPr>
+        <w:t xml:space="preserve">1</w:t>
+      </w:r>
+      <w:r>
         <w:t xml:space="preserve">School of Psychology, University of Sussex</w:t>
       </w:r>
     </w:p>
@@ -60,6 +99,12 @@
         <w:pStyle w:val="Author"/>
       </w:pPr>
       <w:r>
+        <w:rPr>
+          <w:vertAlign w:val="superscript"/>
+        </w:rPr>
+        <w:t xml:space="preserve">2</w:t>
+      </w:r>
+      <w:r>
         <w:t xml:space="preserve">Sussex Centre for Consciousness Science, University of Sussex</w:t>
       </w:r>
     </w:p>
@@ -80,7 +125,7 @@
       </w:r>
     </w:p>
     <w:bookmarkEnd w:id="20"/>
-    <w:bookmarkStart w:id="25" w:name="author-note"/>
+    <w:bookmarkStart w:id="34" w:name="author-note"/>
     <w:p>
       <w:pPr>
         <w:pStyle w:val="Heading1"/>
@@ -164,23 +209,284 @@
         <w:pStyle w:val="BodyText"/>
       </w:pPr>
       <w:r>
+        <w:t xml:space="preserve">Ana Neves</w:t>
+      </w:r>
+      <w:r>
+        <w:t xml:space="preserve"> </w:t>
+      </w:r>
+      <w:bookmarkStart w:id="27" w:name="orchid"/>
+      <w:r>
+        <w:drawing>
+          <wp:inline>
+            <wp:extent cx="152279" cy="152279"/>
+            <wp:effectExtent b="0" l="0" r="0" t="0"/>
+            <wp:docPr descr="Orcid ID Logo: A green circle with white letters ID" title="" id="25" name="Picture"/>
+            <a:graphic>
+              <a:graphicData uri="http://schemas.openxmlformats.org/drawingml/2006/picture">
+                <pic:pic>
+                  <pic:nvPicPr>
+                    <pic:cNvPr descr="_extensions/apaquarto/ORCID-iD_icon-vector.svg" id="26" name="Picture"/>
+                    <pic:cNvPicPr>
+                      <a:picLocks noChangeArrowheads="1" noChangeAspect="1"/>
+                    </pic:cNvPicPr>
+                  </pic:nvPicPr>
+                  <pic:blipFill>
+                    <a:blip>
+                      <a:extLst>
+                        <a:ext uri="{28A0092B-C50C-407E-A947-70E740481C1C}">
+                          <a14:useLocalDpi xmlns:a14="http://schemas.microsoft.com/office/drawing/2010/main" val="0"/>
+                        </a:ext>
+                        <a:ext uri="{96DAC541-7B7A-43D3-8B79-37D633B846F1}">
+                          <asvg:svgBlip xmlns:asvg="http://schemas.microsoft.com/office/drawing/2016/SVG/main" r:embed="rId21"/>
+                        </a:ext>
+                      </a:extLst>
+                    </a:blip>
+                    <a:stretch>
+                      <a:fillRect/>
+                    </a:stretch>
+                  </pic:blipFill>
+                  <pic:spPr bwMode="auto">
+                    <a:xfrm>
+                      <a:off x="0" y="0"/>
+                      <a:ext cx="152279" cy="152279"/>
+                    </a:xfrm>
+                    <a:prstGeom prst="rect">
+                      <a:avLst/>
+                    </a:prstGeom>
+                    <a:noFill/>
+                    <a:ln w="9525">
+                      <a:noFill/>
+                      <a:headEnd/>
+                      <a:tailEnd/>
+                    </a:ln>
+                  </pic:spPr>
+                </pic:pic>
+              </a:graphicData>
+            </a:graphic>
+          </wp:inline>
+        </w:drawing>
+      </w:r>
+      <w:bookmarkEnd w:id="27"/>
+      <w:r>
+        <w:t xml:space="preserve"> </w:t>
+      </w:r>
+      <w:r>
+        <w:t xml:space="preserve">http://orcid.org/0009-0006-0020-7599</w:t>
+      </w:r>
+    </w:p>
+    <w:p>
+      <w:pPr>
+        <w:pStyle w:val="BodyText"/>
+      </w:pPr>
+      <w:r>
+        <w:t xml:space="preserve">Benjamin Tribe</w:t>
+      </w:r>
+      <w:r>
+        <w:t xml:space="preserve"> </w:t>
+      </w:r>
+      <w:bookmarkStart w:id="30" w:name="orchid"/>
+      <w:r>
+        <w:drawing>
+          <wp:inline>
+            <wp:extent cx="152279" cy="152279"/>
+            <wp:effectExtent b="0" l="0" r="0" t="0"/>
+            <wp:docPr descr="Orcid ID Logo: A green circle with white letters ID" title="" id="28" name="Picture"/>
+            <a:graphic>
+              <a:graphicData uri="http://schemas.openxmlformats.org/drawingml/2006/picture">
+                <pic:pic>
+                  <pic:nvPicPr>
+                    <pic:cNvPr descr="_extensions/apaquarto/ORCID-iD_icon-vector.svg" id="29" name="Picture"/>
+                    <pic:cNvPicPr>
+                      <a:picLocks noChangeArrowheads="1" noChangeAspect="1"/>
+                    </pic:cNvPicPr>
+                  </pic:nvPicPr>
+                  <pic:blipFill>
+                    <a:blip>
+                      <a:extLst>
+                        <a:ext uri="{28A0092B-C50C-407E-A947-70E740481C1C}">
+                          <a14:useLocalDpi xmlns:a14="http://schemas.microsoft.com/office/drawing/2010/main" val="0"/>
+                        </a:ext>
+                        <a:ext uri="{96DAC541-7B7A-43D3-8B79-37D633B846F1}">
+                          <asvg:svgBlip xmlns:asvg="http://schemas.microsoft.com/office/drawing/2016/SVG/main" r:embed="rId21"/>
+                        </a:ext>
+                      </a:extLst>
+                    </a:blip>
+                    <a:stretch>
+                      <a:fillRect/>
+                    </a:stretch>
+                  </pic:blipFill>
+                  <pic:spPr bwMode="auto">
+                    <a:xfrm>
+                      <a:off x="0" y="0"/>
+                      <a:ext cx="152279" cy="152279"/>
+                    </a:xfrm>
+                    <a:prstGeom prst="rect">
+                      <a:avLst/>
+                    </a:prstGeom>
+                    <a:noFill/>
+                    <a:ln w="9525">
+                      <a:noFill/>
+                      <a:headEnd/>
+                      <a:tailEnd/>
+                    </a:ln>
+                  </pic:spPr>
+                </pic:pic>
+              </a:graphicData>
+            </a:graphic>
+          </wp:inline>
+        </w:drawing>
+      </w:r>
+      <w:bookmarkEnd w:id="30"/>
+      <w:r>
+        <w:t xml:space="preserve"> </w:t>
+      </w:r>
+      <w:r>
+        <w:t xml:space="preserve">http://orcid.org/0000-0002-9652-599X</w:t>
+      </w:r>
+    </w:p>
+    <w:p>
+      <w:pPr>
+        <w:pStyle w:val="BodyText"/>
+      </w:pPr>
+      <w:r>
+        <w:t xml:space="preserve">Max Lovell</w:t>
+      </w:r>
+      <w:r>
+        <w:t xml:space="preserve"> </w:t>
+      </w:r>
+      <w:bookmarkStart w:id="33" w:name="orchid"/>
+      <w:r>
+        <w:drawing>
+          <wp:inline>
+            <wp:extent cx="152279" cy="152279"/>
+            <wp:effectExtent b="0" l="0" r="0" t="0"/>
+            <wp:docPr descr="Orcid ID Logo: A green circle with white letters ID" title="" id="31" name="Picture"/>
+            <a:graphic>
+              <a:graphicData uri="http://schemas.openxmlformats.org/drawingml/2006/picture">
+                <pic:pic>
+                  <pic:nvPicPr>
+                    <pic:cNvPr descr="_extensions/apaquarto/ORCID-iD_icon-vector.svg" id="32" name="Picture"/>
+                    <pic:cNvPicPr>
+                      <a:picLocks noChangeArrowheads="1" noChangeAspect="1"/>
+                    </pic:cNvPicPr>
+                  </pic:nvPicPr>
+                  <pic:blipFill>
+                    <a:blip>
+                      <a:extLst>
+                        <a:ext uri="{28A0092B-C50C-407E-A947-70E740481C1C}">
+                          <a14:useLocalDpi xmlns:a14="http://schemas.microsoft.com/office/drawing/2010/main" val="0"/>
+                        </a:ext>
+                        <a:ext uri="{96DAC541-7B7A-43D3-8B79-37D633B846F1}">
+                          <asvg:svgBlip xmlns:asvg="http://schemas.microsoft.com/office/drawing/2016/SVG/main" r:embed="rId21"/>
+                        </a:ext>
+                      </a:extLst>
+                    </a:blip>
+                    <a:stretch>
+                      <a:fillRect/>
+                    </a:stretch>
+                  </pic:blipFill>
+                  <pic:spPr bwMode="auto">
+                    <a:xfrm>
+                      <a:off x="0" y="0"/>
+                      <a:ext cx="152279" cy="152279"/>
+                    </a:xfrm>
+                    <a:prstGeom prst="rect">
+                      <a:avLst/>
+                    </a:prstGeom>
+                    <a:noFill/>
+                    <a:ln w="9525">
+                      <a:noFill/>
+                      <a:headEnd/>
+                      <a:tailEnd/>
+                    </a:ln>
+                  </pic:spPr>
+                </pic:pic>
+              </a:graphicData>
+            </a:graphic>
+          </wp:inline>
+        </w:drawing>
+      </w:r>
+      <w:bookmarkEnd w:id="33"/>
+      <w:r>
+        <w:t xml:space="preserve"> </w:t>
+      </w:r>
+      <w:r>
+        <w:t xml:space="preserve">http://orcid.org/TO DO</w:t>
+      </w:r>
+    </w:p>
+    <w:p>
+      <w:pPr>
+        <w:pStyle w:val="BodyText"/>
+      </w:pPr>
+      <w:r>
         <w:t xml:space="preserve">Author roles were classified using the Contributor Role Taxonomy (CRediT; https://credit.niso.org/) as follows: </w:t>
       </w:r>
       <w:r>
         <w:rPr>
+          <w:i/>
           <w:iCs/>
-          <w:i/>
         </w:rPr>
         <w:t xml:space="preserve">Dominique Makowski</w:t>
       </w:r>
       <w:r>
         <w:rPr>
+          <w:b/>
           <w:bCs/>
-          <w:b/>
         </w:rPr>
         <w:t xml:space="preserve">: </w:t>
       </w:r>
       <w:r>
+        <w:t xml:space="preserve">TO DO. </w:t>
+      </w:r>
+      <w:r>
+        <w:rPr>
+          <w:i/>
+          <w:iCs/>
+        </w:rPr>
+        <w:t xml:space="preserve">Ana Neves</w:t>
+      </w:r>
+      <w:r>
+        <w:rPr>
+          <w:b/>
+          <w:bCs/>
+        </w:rPr>
+        <w:t xml:space="preserve">: </w:t>
+      </w:r>
+      <w:r>
+        <w:t xml:space="preserve">TO DO. </w:t>
+      </w:r>
+      <w:r>
+        <w:rPr>
+          <w:i/>
+          <w:iCs/>
+        </w:rPr>
+        <w:t xml:space="preserve">Benjamin Tribe</w:t>
+      </w:r>
+      <w:r>
+        <w:rPr>
+          <w:b/>
+          <w:bCs/>
+        </w:rPr>
+        <w:t xml:space="preserve">: </w:t>
+      </w:r>
+      <w:r>
+        <w:t xml:space="preserve">TO DO. </w:t>
+      </w:r>
+      <w:r>
+        <w:rPr>
+          <w:i/>
+          <w:iCs/>
+        </w:rPr>
+        <w:t xml:space="preserve">Max Lovell</w:t>
+      </w:r>
+      <w:r>
+        <w:rPr>
+          <w:b/>
+          <w:bCs/>
+        </w:rPr>
+        <w:t xml:space="preserve">: </w:t>
+      </w:r>
+      <w:r>
         <w:t xml:space="preserve">TO DO</w:t>
       </w:r>
     </w:p>
@@ -197,8 +503,8 @@
         <w:br w:type="page"/>
       </w:r>
     </w:p>
-    <w:bookmarkEnd w:id="25"/>
-    <w:bookmarkStart w:id="26" w:name="abstract"/>
+    <w:bookmarkEnd w:id="34"/>
+    <w:bookmarkStart w:id="35" w:name="abstract"/>
     <w:p>
       <w:pPr>
         <w:pStyle w:val="Heading1"/>
@@ -212,1581 +518,70 @@
         <w:br w:type="page"/>
       </w:r>
     </w:p>
-    <w:bookmarkEnd w:id="26"/>
-    <w:bookmarkStart w:id="35" w:name="firstheader"/>
+    <w:bookmarkEnd w:id="35"/>
+    <w:bookmarkStart w:id="37" w:name="firstheader"/>
     <w:p>
       <w:pPr>
         <w:pStyle w:val="Heading1"/>
       </w:pPr>
       <w:r>
         <w:rPr>
+          <w:b/>
           <w:bCs/>
-          <w:b/>
         </w:rPr>
         <w:t xml:space="preserve">Validation of a Gamified Measure of Processing Speed</w:t>
       </w:r>
     </w:p>
-    <w:bookmarkStart w:id="27" w:name="introduction"/>
+    <w:bookmarkStart w:id="36" w:name="introduction"/>
     <w:p>
       <w:pPr>
         <w:pStyle w:val="Heading2"/>
       </w:pPr>
       <w:r>
         <w:t xml:space="preserve">Introduction</w:t>
+      </w:r>
+    </w:p>
+    <w:bookmarkEnd w:id="36"/>
+    <w:bookmarkEnd w:id="37"/>
+    <w:bookmarkStart w:id="38" w:name="data-availability"/>
+    <w:p>
+      <w:pPr>
+        <w:pStyle w:val="Heading1"/>
+      </w:pPr>
+      <w:r>
+        <w:t xml:space="preserve">Data Availability</w:t>
       </w:r>
     </w:p>
     <w:p>
       <w:pPr>
-        <w:numPr>
-          <w:ilvl w:val="0"/>
-          <w:numId w:val="1001"/>
-        </w:numPr>
-        <w:pStyle w:val="Compact"/>
-      </w:pPr>
-      <w:r>
-        <w:t xml:space="preserve">☐ Processing speed</w:t>
+        <w:pStyle w:val="FirstParagraph"/>
+      </w:pPr>
+      <w:r>
+        <w:t xml:space="preserve">Data, code, and all materials are available at https://github.com/RealityBending/InteroceptionScale.</w:t>
+      </w:r>
+    </w:p>
+    <w:bookmarkEnd w:id="38"/>
+    <w:bookmarkStart w:id="39" w:name="acknowledgements"/>
+    <w:p>
+      <w:pPr>
+        <w:pStyle w:val="Heading1"/>
+      </w:pPr>
+      <w:r>
+        <w:t xml:space="preserve">Acknowledgements</w:t>
       </w:r>
     </w:p>
     <w:p>
       <w:pPr>
-        <w:numPr>
-          <w:ilvl w:val="1"/>
-          <w:numId w:val="1002"/>
-        </w:numPr>
-        <w:pStyle w:val="Compact"/>
-      </w:pPr>
-      <w:r>
-        <w:t xml:space="preserve">☐ SRT</w:t>
-      </w:r>
-    </w:p>
-    <w:p>
-      <w:pPr>
-        <w:numPr>
-          <w:ilvl w:val="0"/>
-          <w:numId w:val="1001"/>
-        </w:numPr>
-        <w:pStyle w:val="Compact"/>
-      </w:pPr>
-      <w:r>
-        <w:t xml:space="preserve">☐ Gamification</w:t>
-      </w:r>
-    </w:p>
-    <w:bookmarkEnd w:id="27"/>
-    <w:bookmarkStart w:id="32" w:name="methods"/>
-    <w:p>
-      <w:pPr>
-        <w:pStyle w:val="Heading2"/>
-      </w:pPr>
-      <w:r>
-        <w:t xml:space="preserve">Methods</w:t>
-      </w:r>
-    </w:p>
-    <w:bookmarkStart w:id="28" w:name="participants"/>
-    <w:p>
-      <w:pPr>
-        <w:pStyle w:val="Heading3"/>
-      </w:pPr>
-      <w:r>
-        <w:t xml:space="preserve">Participants</w:t>
-      </w:r>
-    </w:p>
-    <w:p>
-      <w:pPr>
-        <w:numPr>
-          <w:ilvl w:val="0"/>
-          <w:numId w:val="1003"/>
-        </w:numPr>
-        <w:pStyle w:val="Compact"/>
-      </w:pPr>
-      <w:r>
-        <w:t xml:space="preserve">☐ Recruitment</w:t>
-      </w:r>
-    </w:p>
-    <w:p>
-      <w:pPr>
-        <w:numPr>
-          <w:ilvl w:val="0"/>
-          <w:numId w:val="1003"/>
-        </w:numPr>
-        <w:pStyle w:val="Compact"/>
-      </w:pPr>
-      <w:r>
-        <w:t xml:space="preserve">☐ Exclusions</w:t>
-      </w:r>
-    </w:p>
-    <w:p>
-      <w:pPr>
-        <w:numPr>
-          <w:ilvl w:val="0"/>
-          <w:numId w:val="1003"/>
-        </w:numPr>
-        <w:pStyle w:val="Compact"/>
-      </w:pPr>
-      <w:r>
-        <w:t xml:space="preserve">☐ Demographics</w:t>
-      </w:r>
-    </w:p>
-    <w:p>
-      <w:pPr>
-        <w:numPr>
-          <w:ilvl w:val="0"/>
-          <w:numId w:val="1003"/>
-        </w:numPr>
-        <w:pStyle w:val="Compact"/>
-      </w:pPr>
-      <w:r>
-        <w:t xml:space="preserve">☐ Consent</w:t>
-      </w:r>
-    </w:p>
-    <w:p>
-      <w:pPr>
-        <w:numPr>
-          <w:ilvl w:val="0"/>
-          <w:numId w:val="1003"/>
-        </w:numPr>
-        <w:pStyle w:val="Compact"/>
-      </w:pPr>
-      <w:r>
-        <w:t xml:space="preserve">☐ Approval</w:t>
-      </w:r>
-    </w:p>
-    <w:p>
-      <w:pPr>
         <w:pStyle w:val="FirstParagraph"/>
       </w:pPr>
       <w:r>
-        <w:t xml:space="preserve">Participants were recruited online via the University of Sussex participant pool in ___ for credits. [inclusion criteria/consent]. N participants were originally ___ [exclusions] the final sample consisted of</w:t>
-      </w:r>
-      <w:r>
-        <w:t xml:space="preserve"> </w:t>
-      </w:r>
-      <w:r>
-        <w:rPr>
-          <w:bCs/>
-          <w:b/>
-        </w:rPr>
-        <w:t xml:space="preserve">N</w:t>
-      </w:r>
-      <w:r>
-        <w:t xml:space="preserve"> </w:t>
-      </w:r>
-      <w:r>
-        <w:t xml:space="preserve">participants aged</w:t>
-      </w:r>
-      <w:r>
-        <w:t xml:space="preserve"> </w:t>
-      </w:r>
-      <w:r>
-        <w:rPr>
-          <w:bCs/>
-          <w:b/>
-        </w:rPr>
-        <w:t xml:space="preserve">lower</w:t>
-      </w:r>
-      <w:r>
-        <w:t xml:space="preserve"> </w:t>
-      </w:r>
-      <w:r>
-        <w:t xml:space="preserve">to</w:t>
-      </w:r>
-      <w:r>
-        <w:t xml:space="preserve"> </w:t>
-      </w:r>
-      <w:r>
-        <w:rPr>
-          <w:bCs/>
-          <w:b/>
-        </w:rPr>
-        <w:t xml:space="preserve">upper</w:t>
-      </w:r>
-      <w:r>
-        <w:t xml:space="preserve"> </w:t>
-      </w:r>
-      <w:r>
-        <w:t xml:space="preserve">(</w:t>
-      </w:r>
-      <w:r>
-        <w:rPr>
-          <w:iCs/>
-          <w:i/>
-        </w:rPr>
-        <w:t xml:space="preserve">M</w:t>
-      </w:r>
-      <w:r>
-        <w:t xml:space="preserve"> </w:t>
-      </w:r>
-      <w:r>
-        <w:t xml:space="preserve">=</w:t>
-      </w:r>
-      <w:r>
-        <w:t xml:space="preserve"> </w:t>
-      </w:r>
-      <w:r>
-        <w:rPr>
-          <w:bCs/>
-          <w:b/>
-        </w:rPr>
-        <w:t xml:space="preserve">X</w:t>
-      </w:r>
-      <w:r>
-        <w:t xml:space="preserve">,</w:t>
-      </w:r>
-      <w:r>
-        <w:t xml:space="preserve"> </w:t>
-      </w:r>
-      <w:r>
-        <w:rPr>
-          <w:iCs/>
-          <w:i/>
-        </w:rPr>
-        <w:t xml:space="preserve">SD</w:t>
-      </w:r>
-      <w:r>
-        <w:t xml:space="preserve"> </w:t>
-      </w:r>
-      <w:r>
-        <w:t xml:space="preserve">=</w:t>
-      </w:r>
-      <w:r>
-        <w:t xml:space="preserve"> </w:t>
-      </w:r>
-      <w:r>
-        <w:rPr>
-          <w:bCs/>
-          <w:b/>
-        </w:rPr>
-        <w:t xml:space="preserve">X</w:t>
-      </w:r>
-      <w:r>
-        <w:t xml:space="preserve">). [demographics]. Participants provided informed consent at the beginning of the experiment, and could leave the experiment at any time - data was saved at the end of the study after debrief.</w:t>
-      </w:r>
-    </w:p>
-    <w:bookmarkEnd w:id="28"/>
-    <w:bookmarkStart w:id="29" w:name="measures"/>
-    <w:p>
-      <w:pPr>
-        <w:pStyle w:val="Heading3"/>
-      </w:pPr>
-      <w:r>
-        <w:t xml:space="preserve">Measures</w:t>
-      </w:r>
-    </w:p>
-    <w:p>
-      <w:pPr>
-        <w:numPr>
-          <w:ilvl w:val="0"/>
-          <w:numId w:val="1004"/>
-        </w:numPr>
-        <w:pStyle w:val="Compact"/>
-      </w:pPr>
-      <w:r>
-        <w:t xml:space="preserve">☐ RT, accuracy</w:t>
-      </w:r>
-    </w:p>
-    <w:p>
-      <w:pPr>
-        <w:numPr>
-          <w:ilvl w:val="0"/>
-          <w:numId w:val="1004"/>
-        </w:numPr>
-        <w:pStyle w:val="Compact"/>
-      </w:pPr>
-      <w:r>
-        <w:t xml:space="preserve">☐ post-task questions</w:t>
-      </w:r>
-    </w:p>
-    <w:p>
-      <w:pPr>
-        <w:pStyle w:val="FirstParagraph"/>
-      </w:pPr>
-      <w:r>
-        <w:t xml:space="preserve">Participants completed two computer-based simple reaction time tasks: a gamified version (DoggoNogo) and a non-gamified version (SRT). The order of tasks was counterbalanced across participants. Both tasks involved three blocks with opportunities for breaks in-between. Participants responded using the down arrow on their keyboard.</w:t>
-      </w:r>
-    </w:p>
-    <w:p>
-      <w:pPr>
-        <w:pStyle w:val="BodyText"/>
-      </w:pPr>
-      <w:r>
-        <w:t xml:space="preserve">After each of the tasks participants responded to the following short questions about their experience:</w:t>
-      </w:r>
-    </w:p>
-    <w:p>
-      <w:pPr>
-        <w:pStyle w:val="BodyText"/>
-      </w:pPr>
-      <w:r>
-        <w:t xml:space="preserve">“</w:t>
-      </w:r>
-      <w:r>
-        <w:t xml:space="preserve">How much did you enjoy the previous task?</w:t>
-      </w:r>
-      <w:r>
-        <w:t xml:space="preserve">”</w:t>
-      </w:r>
-      <w:r>
-        <w:t xml:space="preserve"> </w:t>
-      </w:r>
-      <w:r>
-        <w:t xml:space="preserve">(8-point scale from</w:t>
-      </w:r>
-      <w:r>
-        <w:t xml:space="preserve"> </w:t>
-      </w:r>
-      <w:r>
-        <w:t xml:space="preserve">‘</w:t>
-      </w:r>
-      <w:r>
-        <w:t xml:space="preserve">boring</w:t>
-      </w:r>
-      <w:r>
-        <w:t xml:space="preserve">’</w:t>
-      </w:r>
-      <w:r>
-        <w:t xml:space="preserve"> </w:t>
-      </w:r>
-      <w:r>
-        <w:t xml:space="preserve">to</w:t>
-      </w:r>
-      <w:r>
-        <w:t xml:space="preserve"> </w:t>
-      </w:r>
-      <w:r>
-        <w:t xml:space="preserve">‘</w:t>
-      </w:r>
-      <w:r>
-        <w:t xml:space="preserve">fun</w:t>
-      </w:r>
-      <w:r>
-        <w:t xml:space="preserve">’</w:t>
-      </w:r>
-      <w:r>
-        <w:t xml:space="preserve">)</w:t>
-      </w:r>
-      <w:r>
-        <w:t xml:space="preserve"> </w:t>
-      </w:r>
-      <w:r>
-        <w:t xml:space="preserve">“</w:t>
-      </w:r>
-      <w:r>
-        <w:t xml:space="preserve">Without checking the time, how long do you think you spent doing the previous task?</w:t>
-      </w:r>
-      <w:r>
-        <w:t xml:space="preserve">”</w:t>
-      </w:r>
-      <w:r>
-        <w:t xml:space="preserve"> </w:t>
-      </w:r>
-      <w:r>
-        <w:t xml:space="preserve">(minutes)</w:t>
-      </w:r>
-      <w:r>
-        <w:t xml:space="preserve"> </w:t>
-      </w:r>
-      <w:r>
-        <w:t xml:space="preserve">“</w:t>
-      </w:r>
-      <w:r>
-        <w:t xml:space="preserve">How would you feel if you had to do the same task again one more time?</w:t>
-      </w:r>
-      <w:r>
-        <w:t xml:space="preserve">”</w:t>
-      </w:r>
-      <w:r>
-        <w:t xml:space="preserve"> </w:t>
-      </w:r>
-      <w:r>
-        <w:t xml:space="preserve">(9-point scale from</w:t>
-      </w:r>
-      <w:r>
-        <w:t xml:space="preserve"> </w:t>
-      </w:r>
-      <w:r>
-        <w:t xml:space="preserve">‘</w:t>
-      </w:r>
-      <w:r>
-        <w:t xml:space="preserve">Very annoyed</w:t>
-      </w:r>
-      <w:r>
-        <w:t xml:space="preserve">’</w:t>
-      </w:r>
-      <w:r>
-        <w:t xml:space="preserve"> </w:t>
-      </w:r>
-      <w:r>
-        <w:t xml:space="preserve">to</w:t>
-      </w:r>
-      <w:r>
-        <w:t xml:space="preserve"> </w:t>
-      </w:r>
-      <w:r>
-        <w:t xml:space="preserve">‘</w:t>
-      </w:r>
-      <w:r>
-        <w:t xml:space="preserve">Very happy</w:t>
-      </w:r>
-      <w:r>
-        <w:t xml:space="preserve">’</w:t>
-      </w:r>
-      <w:r>
-        <w:t xml:space="preserve">)</w:t>
-      </w:r>
-    </w:p>
-    <w:p>
-      <w:pPr>
-        <w:pStyle w:val="BodyText"/>
-      </w:pPr>
-      <w:r>
-        <w:t xml:space="preserve">Once they had completed both tasks, participants were given an opportunity to provide feedback and rated their overall enjoyment of the experiment.</w:t>
-      </w:r>
-    </w:p>
-    <w:bookmarkEnd w:id="29"/>
-    <w:bookmarkStart w:id="30" w:name="doggonogo"/>
-    <w:p>
-      <w:pPr>
-        <w:pStyle w:val="Heading3"/>
-      </w:pPr>
-      <w:r>
-        <w:t xml:space="preserve">DoggoNogo</w:t>
-      </w:r>
-    </w:p>
-    <w:p>
-      <w:pPr>
-        <w:numPr>
-          <w:ilvl w:val="0"/>
-          <w:numId w:val="1005"/>
-        </w:numPr>
-        <w:pStyle w:val="Compact"/>
-      </w:pPr>
-      <w:r>
-        <w:t xml:space="preserve">☐ Development</w:t>
-      </w:r>
-    </w:p>
-    <w:p>
-      <w:pPr>
-        <w:numPr>
-          <w:ilvl w:val="0"/>
-          <w:numId w:val="1005"/>
-        </w:numPr>
-        <w:pStyle w:val="Compact"/>
-      </w:pPr>
-      <w:r>
-        <w:t xml:space="preserve">☐ Layout</w:t>
-      </w:r>
-    </w:p>
-    <w:p>
-      <w:pPr>
-        <w:numPr>
-          <w:ilvl w:val="0"/>
-          <w:numId w:val="1005"/>
-        </w:numPr>
-        <w:pStyle w:val="Compact"/>
-      </w:pPr>
-      <w:r>
-        <w:t xml:space="preserve">☐ Procedure - blocks, trials</w:t>
-      </w:r>
-    </w:p>
-    <w:p>
-      <w:pPr>
-        <w:numPr>
-          <w:ilvl w:val="0"/>
-          <w:numId w:val="1005"/>
-        </w:numPr>
-        <w:pStyle w:val="Compact"/>
-      </w:pPr>
-      <w:r>
-        <w:t xml:space="preserve">☐ Dynamic ISI</w:t>
-      </w:r>
-    </w:p>
-    <w:p>
-      <w:pPr>
-        <w:numPr>
-          <w:ilvl w:val="0"/>
-          <w:numId w:val="1005"/>
-        </w:numPr>
-        <w:pStyle w:val="Compact"/>
-      </w:pPr>
-      <w:r>
-        <w:t xml:space="preserve">☐ Dynamic RT threshold - points system</w:t>
-      </w:r>
-    </w:p>
-    <w:p>
-      <w:pPr>
-        <w:pStyle w:val="FirstParagraph"/>
-      </w:pPr>
-      <w:r>
-        <w:t xml:space="preserve">DoggoNogo was written in Unity (</w:t>
-      </w:r>
-      <w:r>
-        <w:rPr>
-          <w:iCs/>
-          <w:i/>
-        </w:rPr>
-        <w:t xml:space="preserve">ref</w:t>
-      </w:r>
-      <w:r>
-        <w:t xml:space="preserve">)</w:t>
-      </w:r>
-    </w:p>
-    <w:p>
-      <w:pPr>
-        <w:pStyle w:val="BodyText"/>
-      </w:pPr>
-      <w:r>
-        <w:t xml:space="preserve">The number of trials per block was dependent on participant performance; participants had to obtain</w:t>
-      </w:r>
-      <w:r>
-        <w:t xml:space="preserve"> </w:t>
-      </w:r>
-      <w:r>
-        <w:rPr>
-          <w:bCs/>
-          <w:b/>
-        </w:rPr>
-        <w:t xml:space="preserve">X</w:t>
-      </w:r>
-      <w:r>
-        <w:t xml:space="preserve"> </w:t>
-      </w:r>
-      <w:r>
-        <w:t xml:space="preserve">points in each block before proceeding to the next/finishing.</w:t>
-      </w:r>
-    </w:p>
-    <w:p>
-      <w:pPr>
-        <w:pStyle w:val="BodyText"/>
-      </w:pPr>
-      <w:r>
-        <w:t xml:space="preserve">Dynamic point system - explain</w:t>
-      </w:r>
-    </w:p>
-    <w:p>
-      <w:pPr>
-        <w:numPr>
-          <w:ilvl w:val="0"/>
-          <w:numId w:val="1006"/>
-        </w:numPr>
-        <w:pStyle w:val="Compact"/>
-      </w:pPr>
-      <w:r>
-        <w:t xml:space="preserve">The cumulative median RT serves as a dynamic threshold. If the</w:t>
-      </w:r>
-    </w:p>
-    <w:p>
-      <w:pPr>
-        <w:pStyle w:val="FirstParagraph"/>
-      </w:pPr>
-      <w:r>
-        <w:t xml:space="preserve">Points were obtained by catching bones, and both success and points scored depend on participant RT relative to their cumulative median RT. Premature responses received -100 points (but total never ____ zero), RTs longer than participant maximums were</w:t>
-      </w:r>
-      <w:r>
-        <w:t xml:space="preserve"> </w:t>
-      </w:r>
-      <w:r>
-        <w:t xml:space="preserve">‘</w:t>
-      </w:r>
-      <w:r>
-        <w:t xml:space="preserve">missed</w:t>
-      </w:r>
-      <w:r>
-        <w:t xml:space="preserve">’</w:t>
-      </w:r>
-      <w:r>
-        <w:t xml:space="preserve"> </w:t>
-      </w:r>
-      <w:r>
-        <w:t xml:space="preserve">and yielded 0 points and RTs longer than participant cumulative medians were</w:t>
-      </w:r>
-      <w:r>
-        <w:t xml:space="preserve"> </w:t>
-      </w:r>
-      <w:r>
-        <w:t xml:space="preserve">‘</w:t>
-      </w:r>
-      <w:r>
-        <w:t xml:space="preserve">slow</w:t>
-      </w:r>
-      <w:r>
-        <w:t xml:space="preserve">’</w:t>
-      </w:r>
-      <w:r>
-        <w:t xml:space="preserve"> </w:t>
-      </w:r>
-      <w:r>
-        <w:t xml:space="preserve">and obtained 0 points. RTs shorter than participant cumulative medians were fast and yielded a score based on the following: RT is clamped to the range between 150ms and double the participants cumulative median RT (</w:t>
-      </w:r>
-      <m:oMath>
-        <m:r>
-          <m:t>2</m:t>
-        </m:r>
-        <m:sSub>
-          <m:e>
-            <m:r>
-              <m:rPr>
-                <m:nor/>
-                <m:sty m:val="p"/>
-              </m:rPr>
-              <m:t>RT</m:t>
-            </m:r>
-          </m:e>
-          <m:sub>
-            <m:r>
-              <m:rPr>
-                <m:nor/>
-                <m:sty m:val="p"/>
-              </m:rPr>
-              <m:t>Median</m:t>
-            </m:r>
-          </m:sub>
-        </m:sSub>
-      </m:oMath>
-      <w:r>
-        <w:t xml:space="preserve">), normalised and subtracted from 1. The result is multiplied by the score range (i.e.,</w:t>
-      </w:r>
-      <w:r>
-        <w:t xml:space="preserve"> </w:t>
-      </w:r>
-      <m:oMath>
-        <m:r>
-          <m:t>200</m:t>
-        </m:r>
-        <m:r>
-          <m:rPr>
-            <m:sty m:val="p"/>
-          </m:rPr>
-          <m:t>−</m:t>
-        </m:r>
-        <m:r>
-          <m:t>100</m:t>
-        </m:r>
-        <m:r>
-          <m:rPr>
-            <m:sty m:val="p"/>
-          </m:rPr>
-          <m:t>=</m:t>
-        </m:r>
-        <m:r>
-          <m:t>100</m:t>
-        </m:r>
-      </m:oMath>
-      <w:r>
-        <w:t xml:space="preserve">) and added to the minimum score (</w:t>
-      </w:r>
-      <m:oMath>
-        <m:r>
-          <m:t>100</m:t>
-        </m:r>
-      </m:oMath>
-      <w:r>
-        <w:t xml:space="preserve">). This is the participants final score, unless it exceeds 200, in which case the participant obtains 200 points.</w:t>
-      </w:r>
-    </w:p>
-    <w:p>
-      <w:pPr>
-        <w:pStyle w:val="BodyText"/>
-      </w:pPr>
-      <m:oMath>
-        <m:r>
-          <m:rPr>
-            <m:nor/>
-            <m:sty m:val="p"/>
-          </m:rPr>
-          <m:t>Score</m:t>
-        </m:r>
-        <m:r>
-          <m:rPr>
-            <m:sty m:val="p"/>
-          </m:rPr>
-          <m:t>=</m:t>
-        </m:r>
-        <m:sSub>
-          <m:e>
-            <m:r>
-              <m:rPr>
-                <m:nor/>
-                <m:sty m:val="p"/>
-              </m:rPr>
-              <m:t>Score</m:t>
-            </m:r>
-          </m:e>
-          <m:sub>
-            <m:r>
-              <m:rPr>
-                <m:nor/>
-                <m:sty m:val="p"/>
-              </m:rPr>
-              <m:t>min</m:t>
-            </m:r>
-          </m:sub>
-        </m:sSub>
-        <m:r>
-          <m:rPr>
-            <m:sty m:val="p"/>
-          </m:rPr>
-          <m:t>+</m:t>
-        </m:r>
-        <m:d>
-          <m:dPr>
-            <m:begChr m:val="("/>
-            <m:endChr m:val=")"/>
-            <m:sepChr m:val=""/>
-            <m:grow/>
-          </m:dPr>
-          <m:e>
-            <m:r>
-              <m:t>1</m:t>
-            </m:r>
-            <m:r>
-              <m:rPr>
-                <m:sty m:val="p"/>
-              </m:rPr>
-              <m:t>−</m:t>
-            </m:r>
-            <m:f>
-              <m:fPr>
-                <m:type m:val="bar"/>
-              </m:fPr>
-              <m:num>
-                <m:sSub>
-                  <m:e>
-                    <m:r>
-                      <m:rPr>
-                        <m:nor/>
-                        <m:sty m:val="p"/>
-                      </m:rPr>
-                      <m:t>RT</m:t>
-                    </m:r>
-                  </m:e>
-                  <m:sub>
-                    <m:r>
-                      <m:rPr>
-                        <m:nor/>
-                        <m:sty m:val="p"/>
-                      </m:rPr>
-                      <m:t>Clamped</m:t>
-                    </m:r>
-                  </m:sub>
-                </m:sSub>
-                <m:r>
-                  <m:rPr>
-                    <m:sty m:val="p"/>
-                  </m:rPr>
-                  <m:t>−</m:t>
-                </m:r>
-                <m:sSub>
-                  <m:e>
-                    <m:r>
-                      <m:rPr>
-                        <m:nor/>
-                        <m:sty m:val="p"/>
-                      </m:rPr>
-                      <m:t>RT</m:t>
-                    </m:r>
-                  </m:e>
-                  <m:sub>
-                    <m:r>
-                      <m:rPr>
-                        <m:nor/>
-                        <m:sty m:val="p"/>
-                      </m:rPr>
-                      <m:t>min</m:t>
-                    </m:r>
-                  </m:sub>
-                </m:sSub>
-              </m:num>
-              <m:den>
-                <m:r>
-                  <m:t>2</m:t>
-                </m:r>
-                <m:sSub>
-                  <m:e>
-                    <m:r>
-                      <m:rPr>
-                        <m:nor/>
-                        <m:sty m:val="p"/>
-                      </m:rPr>
-                      <m:t>RT</m:t>
-                    </m:r>
-                  </m:e>
-                  <m:sub>
-                    <m:r>
-                      <m:rPr>
-                        <m:nor/>
-                        <m:sty m:val="p"/>
-                      </m:rPr>
-                      <m:t>Median</m:t>
-                    </m:r>
-                  </m:sub>
-                </m:sSub>
-                <m:r>
-                  <m:rPr>
-                    <m:sty m:val="p"/>
-                  </m:rPr>
-                  <m:t>−</m:t>
-                </m:r>
-                <m:sSub>
-                  <m:e>
-                    <m:r>
-                      <m:rPr>
-                        <m:nor/>
-                        <m:sty m:val="p"/>
-                      </m:rPr>
-                      <m:t>RT</m:t>
-                    </m:r>
-                  </m:e>
-                  <m:sub>
-                    <m:r>
-                      <m:rPr>
-                        <m:nor/>
-                        <m:sty m:val="p"/>
-                      </m:rPr>
-                      <m:t>min</m:t>
-                    </m:r>
-                  </m:sub>
-                </m:sSub>
-              </m:den>
-            </m:f>
-          </m:e>
-        </m:d>
-        <m:r>
-          <m:rPr>
-            <m:sty m:val="p"/>
-          </m:rPr>
-          <m:t>×</m:t>
-        </m:r>
-        <m:d>
-          <m:dPr>
-            <m:begChr m:val="("/>
-            <m:endChr m:val=")"/>
-            <m:sepChr m:val=""/>
-            <m:grow/>
-          </m:dPr>
-          <m:e>
-            <m:sSub>
-              <m:e>
-                <m:r>
-                  <m:rPr>
-                    <m:nor/>
-                    <m:sty m:val="p"/>
-                  </m:rPr>
-                  <m:t>Score</m:t>
-                </m:r>
-              </m:e>
-              <m:sub>
-                <m:r>
-                  <m:rPr>
-                    <m:nor/>
-                    <m:sty m:val="p"/>
-                  </m:rPr>
-                  <m:t>min</m:t>
-                </m:r>
-              </m:sub>
-            </m:sSub>
-            <m:r>
-              <m:rPr>
-                <m:sty m:val="p"/>
-              </m:rPr>
-              <m:t>−</m:t>
-            </m:r>
-            <m:sSub>
-              <m:e>
-                <m:r>
-                  <m:rPr>
-                    <m:nor/>
-                    <m:sty m:val="p"/>
-                  </m:rPr>
-                  <m:t>Score</m:t>
-                </m:r>
-              </m:e>
-              <m:sub>
-                <m:r>
-                  <m:rPr>
-                    <m:nor/>
-                    <m:sty m:val="p"/>
-                  </m:rPr>
-                  <m:t>max</m:t>
-                </m:r>
-              </m:sub>
-            </m:sSub>
-          </m:e>
-        </m:d>
-      </m:oMath>
-    </w:p>
-    <w:p>
-      <w:pPr>
-        <w:pStyle w:val="BodyText"/>
-      </w:pPr>
-      <m:oMath>
-        <m:r>
-          <m:rPr>
-            <m:sty m:val="p"/>
-          </m:rPr>
-          <m:t>∴</m:t>
-        </m:r>
-        <m:r>
-          <m:rPr>
-            <m:nor/>
-            <m:sty m:val="p"/>
-          </m:rPr>
-          <m:t>Score</m:t>
-        </m:r>
-        <m:r>
-          <m:rPr>
-            <m:sty m:val="p"/>
-          </m:rPr>
-          <m:t>=</m:t>
-        </m:r>
-        <m:r>
-          <m:t>100</m:t>
-        </m:r>
-        <m:r>
-          <m:rPr>
-            <m:sty m:val="p"/>
-          </m:rPr>
-          <m:t>+</m:t>
-        </m:r>
-        <m:d>
-          <m:dPr>
-            <m:begChr m:val="("/>
-            <m:endChr m:val=")"/>
-            <m:sepChr m:val=""/>
-            <m:grow/>
-          </m:dPr>
-          <m:e>
-            <m:r>
-              <m:t>1</m:t>
-            </m:r>
-            <m:r>
-              <m:rPr>
-                <m:sty m:val="p"/>
-              </m:rPr>
-              <m:t>−</m:t>
-            </m:r>
-            <m:f>
-              <m:fPr>
-                <m:type m:val="bar"/>
-              </m:fPr>
-              <m:num>
-                <m:sSub>
-                  <m:e>
-                    <m:r>
-                      <m:rPr>
-                        <m:nor/>
-                        <m:sty m:val="p"/>
-                      </m:rPr>
-                      <m:t>RT</m:t>
-                    </m:r>
-                  </m:e>
-                  <m:sub>
-                    <m:r>
-                      <m:rPr>
-                        <m:nor/>
-                        <m:sty m:val="p"/>
-                      </m:rPr>
-                      <m:t>clamped</m:t>
-                    </m:r>
-                  </m:sub>
-                </m:sSub>
-                <m:r>
-                  <m:rPr>
-                    <m:sty m:val="p"/>
-                  </m:rPr>
-                  <m:t>−</m:t>
-                </m:r>
-                <m:r>
-                  <m:t>150</m:t>
-                </m:r>
-              </m:num>
-              <m:den>
-                <m:r>
-                  <m:t>2</m:t>
-                </m:r>
-                <m:sSub>
-                  <m:e>
-                    <m:r>
-                      <m:rPr>
-                        <m:nor/>
-                        <m:sty m:val="p"/>
-                      </m:rPr>
-                      <m:t>RT</m:t>
-                    </m:r>
-                  </m:e>
-                  <m:sub>
-                    <m:r>
-                      <m:rPr>
-                        <m:nor/>
-                        <m:sty m:val="p"/>
-                      </m:rPr>
-                      <m:t>Median</m:t>
-                    </m:r>
-                  </m:sub>
-                </m:sSub>
-                <m:r>
-                  <m:rPr>
-                    <m:sty m:val="p"/>
-                  </m:rPr>
-                  <m:t>−</m:t>
-                </m:r>
-                <m:r>
-                  <m:t>150</m:t>
-                </m:r>
-              </m:den>
-            </m:f>
-          </m:e>
-        </m:d>
-        <m:r>
-          <m:rPr>
-            <m:sty m:val="p"/>
-          </m:rPr>
-          <m:t>×</m:t>
-        </m:r>
-        <m:r>
-          <m:t>100</m:t>
-        </m:r>
-      </m:oMath>
-    </w:p>
-    <w:p>
-      <w:pPr>
-        <w:pStyle w:val="BodyText"/>
-      </w:pPr>
-      <w:r>
-        <w:t xml:space="preserve">For example, taking the initial RT bounds that were set to</w:t>
-      </w:r>
-      <w:r>
-        <w:t xml:space="preserve"> </w:t>
-      </w:r>
-      <m:oMath>
-        <m:sSub>
-          <m:e>
-            <m:r>
-              <m:rPr>
-                <m:nor/>
-                <m:sty m:val="p"/>
-              </m:rPr>
-              <m:t>RT</m:t>
-            </m:r>
-          </m:e>
-          <m:sub>
-            <m:r>
-              <m:rPr>
-                <m:nor/>
-                <m:sty m:val="p"/>
-              </m:rPr>
-              <m:t>min</m:t>
-            </m:r>
-          </m:sub>
-        </m:sSub>
-        <m:r>
-          <m:rPr>
-            <m:sty m:val="p"/>
-          </m:rPr>
-          <m:t>=</m:t>
-        </m:r>
-        <m:r>
-          <m:t>150</m:t>
-        </m:r>
-      </m:oMath>
-      <w:r>
-        <w:t xml:space="preserve"> </w:t>
-      </w:r>
-      <w:r>
-        <w:t xml:space="preserve">and</w:t>
-      </w:r>
-      <w:r>
-        <w:t xml:space="preserve"> </w:t>
-      </w:r>
-      <m:oMath>
-        <m:r>
-          <m:t>2</m:t>
-        </m:r>
-        <m:sSub>
-          <m:e>
-            <m:r>
-              <m:rPr>
-                <m:nor/>
-                <m:sty m:val="p"/>
-              </m:rPr>
-              <m:t>RT</m:t>
-            </m:r>
-          </m:e>
-          <m:sub>
-            <m:r>
-              <m:rPr>
-                <m:nor/>
-                <m:sty m:val="p"/>
-              </m:rPr>
-              <m:t>Median</m:t>
-            </m:r>
-          </m:sub>
-        </m:sSub>
-        <m:r>
-          <m:rPr>
-            <m:sty m:val="p"/>
-          </m:rPr>
-          <m:t>=</m:t>
-        </m:r>
-        <m:r>
-          <m:t>600</m:t>
-        </m:r>
-      </m:oMath>
-      <w:r>
-        <w:t xml:space="preserve">, with score limits set to</w:t>
-      </w:r>
-      <w:r>
-        <w:t xml:space="preserve"> </w:t>
-      </w:r>
-      <m:oMath>
-        <m:d>
-          <m:dPr>
-            <m:begChr m:val="["/>
-            <m:endChr m:val="]"/>
-            <m:sepChr m:val=""/>
-            <m:grow/>
-          </m:dPr>
-          <m:e>
-            <m:r>
-              <m:t>100</m:t>
-            </m:r>
-            <m:r>
-              <m:rPr>
-                <m:sty m:val="p"/>
-              </m:rPr>
-              <m:t>,</m:t>
-            </m:r>
-            <m:r>
-              <m:t>200</m:t>
-            </m:r>
-          </m:e>
-        </m:d>
-      </m:oMath>
-      <w:r>
-        <w:t xml:space="preserve">:</w:t>
-      </w:r>
-    </w:p>
-    <w:tbl>
-      <w:tblPr>
-        <w:tblStyle w:val="Table"/>
-        <w:tblW w:type="auto" w:w="0"/>
-        <w:tblLook w:firstRow="1" w:lastRow="0" w:firstColumn="0" w:lastColumn="0" w:noHBand="0" w:noVBand="0" w:val="0020"/>
-        <w:jc w:val="start"/>
-      </w:tblPr>
-      <w:tblGrid>
-        <w:gridCol w:w="2640"/>
-        <w:gridCol w:w="2640"/>
-        <w:gridCol w:w="2640"/>
-      </w:tblGrid>
-      <w:tr>
-        <w:trPr>
-          <w:tblHeader w:val="true"/>
-        </w:trPr>
-        <w:tc>
-          <w:tcPr/>
-          <w:p>
-            <w:pPr>
-              <w:pStyle w:val="Compact"/>
-              <w:jc w:val="left"/>
-            </w:pPr>
-            <w:r>
-              <w:t xml:space="preserve">RT (ms)</w:t>
-            </w:r>
-          </w:p>
-        </w:tc>
-        <w:tc>
-          <w:tcPr/>
-          <w:p>
-            <w:pPr>
-              <w:pStyle w:val="Compact"/>
-              <w:jc w:val="left"/>
-            </w:pPr>
-            <w:r>
-              <w:t xml:space="preserve">Clamped RT</w:t>
-            </w:r>
-          </w:p>
-        </w:tc>
-        <w:tc>
-          <w:tcPr/>
-          <w:p>
-            <w:pPr>
-              <w:pStyle w:val="Compact"/>
-              <w:jc w:val="left"/>
-            </w:pPr>
-            <w:r>
-              <w:t xml:space="preserve">Score</w:t>
-            </w:r>
-          </w:p>
-        </w:tc>
-      </w:tr>
-      <w:tr>
-        <w:tc>
-          <w:tcPr/>
-          <w:p>
-            <w:pPr>
-              <w:pStyle w:val="Compact"/>
-              <w:jc w:val="left"/>
-            </w:pPr>
-            <w:r>
-              <w:t xml:space="preserve">120</w:t>
-            </w:r>
-          </w:p>
-        </w:tc>
-        <w:tc>
-          <w:tcPr/>
-          <w:p>
-            <w:pPr>
-              <w:pStyle w:val="Compact"/>
-              <w:jc w:val="left"/>
-            </w:pPr>
-            <w:r>
-              <w:t xml:space="preserve">150</w:t>
-            </w:r>
-          </w:p>
-        </w:tc>
-        <w:tc>
-          <w:tcPr/>
-          <w:p>
-            <w:pPr>
-              <w:pStyle w:val="Compact"/>
-              <w:jc w:val="left"/>
-            </w:pPr>
-            <w:r>
-              <w:t xml:space="preserve">200</w:t>
-            </w:r>
-          </w:p>
-        </w:tc>
-      </w:tr>
-      <w:tr>
-        <w:tc>
-          <w:tcPr/>
-          <w:p>
-            <w:pPr>
-              <w:pStyle w:val="Compact"/>
-              <w:jc w:val="left"/>
-            </w:pPr>
-            <w:r>
-              <w:t xml:space="preserve">150</w:t>
-            </w:r>
-          </w:p>
-        </w:tc>
-        <w:tc>
-          <w:tcPr/>
-          <w:p>
-            <w:pPr>
-              <w:pStyle w:val="Compact"/>
-              <w:jc w:val="left"/>
-            </w:pPr>
-            <w:r>
-              <w:t xml:space="preserve">150</w:t>
-            </w:r>
-          </w:p>
-        </w:tc>
-        <w:tc>
-          <w:tcPr/>
-          <w:p>
-            <w:pPr>
-              <w:pStyle w:val="Compact"/>
-              <w:jc w:val="left"/>
-            </w:pPr>
-            <w:r>
-              <w:t xml:space="preserve">200</w:t>
-            </w:r>
-          </w:p>
-        </w:tc>
-      </w:tr>
-      <w:tr>
-        <w:tc>
-          <w:tcPr/>
-          <w:p>
-            <w:pPr>
-              <w:pStyle w:val="Compact"/>
-              <w:jc w:val="left"/>
-            </w:pPr>
-            <w:r>
-              <w:t xml:space="preserve">500</w:t>
-            </w:r>
-          </w:p>
-        </w:tc>
-        <w:tc>
-          <w:tcPr/>
-          <w:p>
-            <w:pPr>
-              <w:pStyle w:val="Compact"/>
-              <w:jc w:val="left"/>
-            </w:pPr>
-            <w:r>
-              <w:t xml:space="preserve">500</w:t>
-            </w:r>
-          </w:p>
-        </w:tc>
-        <w:tc>
-          <w:tcPr/>
-          <w:p>
-            <w:pPr>
-              <w:pStyle w:val="Compact"/>
-              <w:jc w:val="left"/>
-            </w:pPr>
-            <w:r>
-              <w:t xml:space="preserve">122</w:t>
-            </w:r>
-          </w:p>
-        </w:tc>
-      </w:tr>
-      <w:tr>
-        <w:tc>
-          <w:tcPr/>
-          <w:p>
-            <w:pPr>
-              <w:pStyle w:val="Compact"/>
-              <w:jc w:val="left"/>
-            </w:pPr>
-            <w:r>
-              <w:t xml:space="preserve">700</w:t>
-            </w:r>
-          </w:p>
-        </w:tc>
-        <w:tc>
-          <w:tcPr/>
-          <w:p>
-            <w:pPr>
-              <w:pStyle w:val="Compact"/>
-              <w:jc w:val="left"/>
-            </w:pPr>
-            <w:r>
-              <w:t xml:space="preserve">600</w:t>
-            </w:r>
-          </w:p>
-        </w:tc>
-        <w:tc>
-          <w:tcPr/>
-          <w:p>
-            <w:pPr>
-              <w:pStyle w:val="Compact"/>
-              <w:jc w:val="left"/>
-            </w:pPr>
-            <w:r>
-              <w:t xml:space="preserve">100</w:t>
-            </w:r>
-          </w:p>
-        </w:tc>
-      </w:tr>
-    </w:tbl>
-    <w:p>
-      <w:pPr>
-        <w:pStyle w:val="BodyText"/>
-      </w:pPr>
-      <w:r>
-        <w:t xml:space="preserve">DoggoNogo was completed after between</w:t>
-      </w:r>
-      <w:r>
-        <w:t xml:space="preserve"> </w:t>
-      </w:r>
-      <w:r>
-        <w:rPr>
-          <w:bCs/>
-          <w:b/>
-        </w:rPr>
-        <w:t xml:space="preserve">lower</w:t>
-      </w:r>
-      <w:r>
-        <w:t xml:space="preserve"> </w:t>
-      </w:r>
-      <w:r>
-        <w:t xml:space="preserve">and</w:t>
-      </w:r>
-      <w:r>
-        <w:t xml:space="preserve"> </w:t>
-      </w:r>
-      <w:r>
-        <w:rPr>
-          <w:bCs/>
-          <w:b/>
-        </w:rPr>
-        <w:t xml:space="preserve">upper</w:t>
-      </w:r>
-      <w:r>
-        <w:t xml:space="preserve"> </w:t>
-      </w:r>
-      <w:r>
-        <w:t xml:space="preserve">trials (</w:t>
-      </w:r>
-      <w:r>
-        <w:rPr>
-          <w:iCs/>
-          <w:i/>
-        </w:rPr>
-        <w:t xml:space="preserve">M</w:t>
-      </w:r>
-      <w:r>
-        <w:t xml:space="preserve"> </w:t>
-      </w:r>
-      <w:r>
-        <w:t xml:space="preserve">=</w:t>
-      </w:r>
-      <w:r>
-        <w:t xml:space="preserve"> </w:t>
-      </w:r>
-      <w:r>
-        <w:rPr>
-          <w:bCs/>
-          <w:b/>
-        </w:rPr>
-        <w:t xml:space="preserve">X</w:t>
-      </w:r>
-      <w:r>
-        <w:t xml:space="preserve">,</w:t>
-      </w:r>
-      <w:r>
-        <w:t xml:space="preserve"> </w:t>
-      </w:r>
-      <w:r>
-        <w:rPr>
-          <w:iCs/>
-          <w:i/>
-        </w:rPr>
-        <w:t xml:space="preserve">SD</w:t>
-      </w:r>
-      <w:r>
-        <w:t xml:space="preserve"> </w:t>
-      </w:r>
-      <w:r>
-        <w:t xml:space="preserve">=</w:t>
-      </w:r>
-      <w:r>
-        <w:t xml:space="preserve"> </w:t>
-      </w:r>
-      <w:r>
-        <w:rPr>
-          <w:bCs/>
-          <w:b/>
-        </w:rPr>
-        <w:t xml:space="preserve">X</w:t>
-      </w:r>
-      <w:r>
-        <w:t xml:space="preserve">).</w:t>
-      </w:r>
-    </w:p>
-    <w:bookmarkEnd w:id="30"/>
-    <w:bookmarkStart w:id="31" w:name="srt"/>
-    <w:p>
-      <w:pPr>
-        <w:pStyle w:val="Heading3"/>
-      </w:pPr>
-      <w:r>
-        <w:t xml:space="preserve">SRT</w:t>
-      </w:r>
-    </w:p>
-    <w:p>
-      <w:pPr>
-        <w:numPr>
-          <w:ilvl w:val="0"/>
-          <w:numId w:val="1007"/>
-        </w:numPr>
-        <w:pStyle w:val="Compact"/>
-      </w:pPr>
-      <w:r>
-        <w:t xml:space="preserve">☐ Development</w:t>
-      </w:r>
-    </w:p>
-    <w:p>
-      <w:pPr>
-        <w:numPr>
-          <w:ilvl w:val="0"/>
-          <w:numId w:val="1007"/>
-        </w:numPr>
-        <w:pStyle w:val="Compact"/>
-      </w:pPr>
-      <w:r>
-        <w:t xml:space="preserve">☐ Layout</w:t>
-      </w:r>
-    </w:p>
-    <w:p>
-      <w:pPr>
-        <w:numPr>
-          <w:ilvl w:val="0"/>
-          <w:numId w:val="1007"/>
-        </w:numPr>
-        <w:pStyle w:val="Compact"/>
-      </w:pPr>
-      <w:r>
-        <w:t xml:space="preserve">☐ Procedure - blocks, trials</w:t>
-      </w:r>
-    </w:p>
-    <w:p>
-      <w:pPr>
-        <w:numPr>
-          <w:ilvl w:val="0"/>
-          <w:numId w:val="1007"/>
-        </w:numPr>
-        <w:pStyle w:val="Compact"/>
-      </w:pPr>
-      <w:r>
-        <w:t xml:space="preserve">☐ Dynamic ISI</w:t>
-      </w:r>
-    </w:p>
-    <w:p>
-      <w:pPr>
-        <w:numPr>
-          <w:ilvl w:val="0"/>
-          <w:numId w:val="1007"/>
-        </w:numPr>
-        <w:pStyle w:val="Compact"/>
-      </w:pPr>
-      <w:r>
-        <w:t xml:space="preserve">☐ Responding - premature consequences, late, …</w:t>
-      </w:r>
-    </w:p>
-    <w:p>
-      <w:pPr>
-        <w:pStyle w:val="FirstParagraph"/>
-      </w:pPr>
-      <w:r>
-        <w:t xml:space="preserve">The SRT was written using JSPsych (</w:t>
-      </w:r>
-      <w:r>
-        <w:rPr>
-          <w:iCs/>
-          <w:i/>
-        </w:rPr>
-        <w:t xml:space="preserve">ref</w:t>
-      </w:r>
-      <w:r>
-        <w:t xml:space="preserve">) There were a total of 150 trials (50 per block)</w:t>
-      </w:r>
-    </w:p>
-    <w:p>
-      <w:pPr>
-        <w:pStyle w:val="BodyText"/>
-      </w:pPr>
-      <w:r>
-        <w:t xml:space="preserve">For each trial, the interstimulus interval (ISI) was a value randomly selected from a uniform distribution ranging 1000-4000(ms). Premature responses ____ a message and reset the trial with a new ISI value - thus preventing participants from skipping through the experiment. If participants did not respond within 600ms, the ____ was marked as ___ aand they progressed to the next trial.</w:t>
-      </w:r>
-    </w:p>
-    <w:bookmarkEnd w:id="31"/>
-    <w:bookmarkEnd w:id="32"/>
-    <w:bookmarkStart w:id="33" w:name="results"/>
-    <w:p>
-      <w:pPr>
-        <w:pStyle w:val="Heading2"/>
-      </w:pPr>
-      <w:r>
-        <w:t xml:space="preserve">Results</w:t>
-      </w:r>
-    </w:p>
-    <w:bookmarkEnd w:id="33"/>
-    <w:bookmarkStart w:id="34" w:name="discussion"/>
-    <w:p>
-      <w:pPr>
-        <w:pStyle w:val="Heading2"/>
-      </w:pPr>
-      <w:r>
-        <w:t xml:space="preserve">Discussion</w:t>
+        <w:t xml:space="preserve">We would like to thank the dissertation students from the University of Sussex for their help in data collection.</w:t>
       </w:r>
     </w:p>
     <w:sectPr>
       <w:lnNumType w:countBy="1" w:restart="continuous"/>
     </w:sectPr>
-    <w:bookmarkEnd w:id="34"/>
-    <w:bookmarkEnd w:id="35"/>
+    <w:bookmarkEnd w:id="39"/>
     <w:sectPr>
       <w:headerReference r:id="rId9" w:type="even"/>
       <w:headerReference r:id="rId11" w:type="default"/>
@@ -2215,14 +1010,14 @@
     </w:lvl>
   </w:abstractNum>
   <w:abstractNum w:abstractNumId="990">
-    <w:nsid w:val="A990"/>
+    <w:nsid w:val="0000A990"/>
     <w:multiLevelType w:val="multilevel"/>
     <w:lvl w:ilvl="0">
       <w:numFmt w:val="bullet"/>
       <w:lvlText w:val=" "/>
       <w:lvlJc w:val="left"/>
       <w:pPr>
-        <w:ind w:left="720" w:hanging="480"/>
+        <w:ind w:left="720" w:hanging="360"/>
       </w:pPr>
     </w:lvl>
     <w:lvl w:ilvl="1">
@@ -2230,7 +1025,7 @@
       <w:lvlText w:val=" "/>
       <w:lvlJc w:val="left"/>
       <w:pPr>
-        <w:ind w:left="1440" w:hanging="480"/>
+        <w:ind w:left="1440" w:hanging="360"/>
       </w:pPr>
     </w:lvl>
     <w:lvl w:ilvl="2">
@@ -2238,7 +1033,7 @@
       <w:lvlText w:val=" "/>
       <w:lvlJc w:val="left"/>
       <w:pPr>
-        <w:ind w:left="2160" w:hanging="480"/>
+        <w:ind w:left="2160" w:hanging="360"/>
       </w:pPr>
     </w:lvl>
     <w:lvl w:ilvl="3">
@@ -2246,7 +1041,7 @@
       <w:lvlText w:val=" "/>
       <w:lvlJc w:val="left"/>
       <w:pPr>
-        <w:ind w:left="2880" w:hanging="480"/>
+        <w:ind w:left="2880" w:hanging="360"/>
       </w:pPr>
     </w:lvl>
     <w:lvl w:ilvl="4">
@@ -2254,7 +1049,7 @@
       <w:lvlText w:val=" "/>
       <w:lvlJc w:val="left"/>
       <w:pPr>
-        <w:ind w:left="3600" w:hanging="480"/>
+        <w:ind w:left="3600" w:hanging="360"/>
       </w:pPr>
     </w:lvl>
     <w:lvl w:ilvl="5">
@@ -2262,7 +1057,7 @@
       <w:lvlText w:val=" "/>
       <w:lvlJc w:val="left"/>
       <w:pPr>
-        <w:ind w:left="4320" w:hanging="480"/>
+        <w:ind w:left="4320" w:hanging="360"/>
       </w:pPr>
     </w:lvl>
     <w:lvl w:ilvl="6">
@@ -2270,7 +1065,7 @@
       <w:lvlText w:val=" "/>
       <w:lvlJc w:val="left"/>
       <w:pPr>
-        <w:ind w:left="5040" w:hanging="480"/>
+        <w:ind w:left="5040" w:hanging="360"/>
       </w:pPr>
     </w:lvl>
     <w:lvl w:ilvl="7">
@@ -2278,7 +1073,7 @@
       <w:lvlText w:val=" "/>
       <w:lvlJc w:val="left"/>
       <w:pPr>
-        <w:ind w:left="5760" w:hanging="480"/>
+        <w:ind w:left="5760" w:hanging="360"/>
       </w:pPr>
     </w:lvl>
     <w:lvl w:ilvl="8">
@@ -2286,83 +1081,7 @@
       <w:lvlText w:val=" "/>
       <w:lvlJc w:val="left"/>
       <w:pPr>
-        <w:ind w:left="6480" w:hanging="480"/>
-      </w:pPr>
-    </w:lvl>
-  </w:abstractNum>
-  <w:abstractNum w:abstractNumId="991">
-    <w:nsid w:val="A991"/>
-    <w:multiLevelType w:val="multilevel"/>
-    <w:lvl w:ilvl="0">
-      <w:numFmt w:val="bullet"/>
-      <w:lvlText w:val="•"/>
-      <w:lvlJc w:val="left"/>
-      <w:pPr>
-        <w:ind w:left="720" w:hanging="480"/>
-      </w:pPr>
-    </w:lvl>
-    <w:lvl w:ilvl="1">
-      <w:numFmt w:val="bullet"/>
-      <w:lvlText w:val="–"/>
-      <w:lvlJc w:val="left"/>
-      <w:pPr>
-        <w:ind w:left="1440" w:hanging="480"/>
-      </w:pPr>
-    </w:lvl>
-    <w:lvl w:ilvl="2">
-      <w:numFmt w:val="bullet"/>
-      <w:lvlText w:val="•"/>
-      <w:lvlJc w:val="left"/>
-      <w:pPr>
-        <w:ind w:left="2160" w:hanging="480"/>
-      </w:pPr>
-    </w:lvl>
-    <w:lvl w:ilvl="3">
-      <w:numFmt w:val="bullet"/>
-      <w:lvlText w:val="–"/>
-      <w:lvlJc w:val="left"/>
-      <w:pPr>
-        <w:ind w:left="2880" w:hanging="480"/>
-      </w:pPr>
-    </w:lvl>
-    <w:lvl w:ilvl="4">
-      <w:numFmt w:val="bullet"/>
-      <w:lvlText w:val="•"/>
-      <w:lvlJc w:val="left"/>
-      <w:pPr>
-        <w:ind w:left="3600" w:hanging="480"/>
-      </w:pPr>
-    </w:lvl>
-    <w:lvl w:ilvl="5">
-      <w:numFmt w:val="bullet"/>
-      <w:lvlText w:val="–"/>
-      <w:lvlJc w:val="left"/>
-      <w:pPr>
-        <w:ind w:left="4320" w:hanging="480"/>
-      </w:pPr>
-    </w:lvl>
-    <w:lvl w:ilvl="6">
-      <w:numFmt w:val="bullet"/>
-      <w:lvlText w:val="•"/>
-      <w:lvlJc w:val="left"/>
-      <w:pPr>
-        <w:ind w:left="5040" w:hanging="480"/>
-      </w:pPr>
-    </w:lvl>
-    <w:lvl w:ilvl="7">
-      <w:numFmt w:val="bullet"/>
-      <w:lvlText w:val="–"/>
-      <w:lvlJc w:val="left"/>
-      <w:pPr>
-        <w:ind w:left="5760" w:hanging="480"/>
-      </w:pPr>
-    </w:lvl>
-    <w:lvl w:ilvl="8">
-      <w:numFmt w:val="bullet"/>
-      <w:lvlText w:val="•"/>
-      <w:lvlJc w:val="left"/>
-      <w:pPr>
-        <w:ind w:left="6480" w:hanging="480"/>
+        <w:ind w:left="6480" w:hanging="360"/>
       </w:pPr>
     </w:lvl>
   </w:abstractNum>
@@ -2431,27 +1150,6 @@
   </w:num>
   <w:num w:numId="1000">
     <w:abstractNumId w:val="990"/>
-  </w:num>
-  <w:num w:numId="1001">
-    <w:abstractNumId w:val="991"/>
-  </w:num>
-  <w:num w:numId="1002">
-    <w:abstractNumId w:val="991"/>
-  </w:num>
-  <w:num w:numId="1003">
-    <w:abstractNumId w:val="991"/>
-  </w:num>
-  <w:num w:numId="1004">
-    <w:abstractNumId w:val="991"/>
-  </w:num>
-  <w:num w:numId="1005">
-    <w:abstractNumId w:val="991"/>
-  </w:num>
-  <w:num w:numId="1006">
-    <w:abstractNumId w:val="991"/>
-  </w:num>
-  <w:num w:numId="1007">
-    <w:abstractNumId w:val="991"/>
   </w:num>
 </w:numbering>
 </file>
